--- a/uploads/Proposta/Proposta_E-COMMERCE BRASIL_.docx
+++ b/uploads/Proposta/Proposta_E-COMMERCE BRASIL_.docx
@@ -333,7 +333,7 @@
                 <w:szCs w:val="24"/>
                 <w:u w:val="single"/>
               </w:rPr>
-              <w:t xml:space="preserve">PAVILHÃO 1, PAVILHÃO 3, PAVILHÃO 4</w:t>
+              <w:t xml:space="preserve">PAVILHÃO 1, PAVILHÃO 2, PAVILHÃO 3, PAVILHÃO 4</w:t>
             </w:r>
           </w:p>
         </w:tc>
@@ -389,7 +389,7 @@
                 <w:szCs w:val="24"/>
                 <w:u w:val="single"/>
               </w:rPr>
-              <w:t xml:space="preserve">22/07/2026 ATÉ: 22/07/2026</w:t>
+              <w:t xml:space="preserve">21/07/2026 ATÉ: 21/07/2026</w:t>
             </w:r>
           </w:p>
         </w:tc>
@@ -564,7 +564,7 @@
                 <w:szCs w:val="24"/>
                 <w:u w:val="single"/>
               </w:rPr>
-              <w:t xml:space="preserve">30/07/2026 ATÉ: 30/07/2026</w:t>
+              <w:t xml:space="preserve">31/07/2026 ATÉ: 31/07/2026</w:t>
             </w:r>
           </w:p>
         </w:tc>
@@ -610,78 +610,6 @@
           <w:szCs w:val="24"/>
         </w:rPr>
         <w:t xml:space="preserve">
-          <w:r>
-            <w:rPr>
-              <w:rFonts w:ascii="Abel" w:hAnsi="Abel" w:cs="Abel"/>
-            </w:rPr>
-            <w:t xml:space="preserve"/>
-          </w:r>
-          <w:r>
-            <w:rPr>
-              <w:b/>
-              <w:i/>
-              <w:rFonts w:ascii="Abel" w:hAnsi="Abel" w:cs="Abel"/>
-            </w:rPr>
-            <w:t xml:space="preserve">ANALISTA DE PROJETOS</w:t>
-          </w:r>
-          <w:r>
-            <w:rPr>
-              <w:rFonts w:ascii="Abel" w:hAnsi="Abel" w:cs="Abel"/>
-            </w:rPr>
-            <w:t xml:space="preserve"/>
-            <w:br/>
-            <w:t xml:space="preserve"/>
-            <w:br/>
-            <w:t xml:space="preserve"/>
-            <w:br/>
-            <w:t xml:space="preserve"/>
-            <w:br/>
-            <w:t xml:space="preserve"/>
-          </w:r>
-          <w:r>
-            <w:rPr>
-              <w:b/>
-              <w:i/>
-              <w:rFonts w:ascii="Abel" w:hAnsi="Abel" w:cs="Abel"/>
-            </w:rPr>
-            <w:t xml:space="preserve">ANÁLISE DE PROJETOS VIA SISTEMA</w:t>
-          </w:r>
-          <w:r>
-            <w:rPr>
-              <w:rFonts w:ascii="Abel" w:hAnsi="Abel" w:cs="Abel"/>
-            </w:rPr>
-            <w:t xml:space="preserve"/>
-            <w:br/>
-            <w:t xml:space="preserve"> Sistema on-line para a análise do projeto e documentação;</w:t>
-            <w:br/>
-            <w:t xml:space="preserve"> Análise dos projetos de acordo com as normas de montagem do evento;</w:t>
-            <w:br/>
-            <w:t xml:space="preserve"> Recebimento da documentação dos estandes: (A.R.T. ou R.R.T. e Termo de Responsabilidade);</w:t>
-            <w:br/>
-            <w:t xml:space="preserve"/>
-            <w:br/>
-            <w:t xml:space="preserve">• 1 Sistema AnáLise De Projetos, 1 Diária(s), de: 21/07/2026 até: 21/07/2026</w:t>
-            <w:br/>
-            <w:t xml:space="preserve"/>
-            <w:br/>
-            <w:t xml:space="preserve">• 1 Analista De Projetos, 20 Diária(s), de: 03/07/2026 até: 22/07/2026</w:t>
-            <w:br/>
-            <w:t xml:space="preserve"/>
-            <w:br/>
-            <w:t xml:space="preserve">1 </w:t>
-            <w:br/>
-            <w:t xml:space="preserve"/>
-            <w:br/>
-            <w:t xml:space="preserve"/>
-          </w:r>
-          <w:r>
-            <w:rPr>
-              <w:b/>
-              <w:i/>
-              <w:rFonts w:ascii="Abel" w:hAnsi="Abel" w:cs="Abel"/>
-            </w:rPr>
-            <w:t xml:space="preserve">ANALISTA DE PROJETOS</w:t>
-          </w:r>
           <w:r>
             <w:rPr>
               <w:rFonts w:ascii="Abel" w:hAnsi="Abel" w:cs="Abel"/>
@@ -1016,7 +944,7 @@
           <w:sz w:val="24"/>
           <w:szCs w:val="24"/>
         </w:rPr>
-        <w:t xml:space="preserve">• 4 Fiscal Noturno, (DESMONTAGEM), 1 Diária(s), de: 30/07/2026 até: 30/07/2026</w:t>
+        <w:t xml:space="preserve">• 2 Coordenador De Staff, 4 Diária(s), de: 27/07/2026 até: 30/07/2026</w:t>
       </w:r>
     </w:p>
     <w:p>
@@ -1036,320 +964,7 @@
           <w:sz w:val="24"/>
           <w:szCs w:val="24"/>
         </w:rPr>
-        <w:t xml:space="preserve">• 4 Fiscal Diurno, (PRODUTORES), 11 Diária(s), de: 21/07/2026 até: 31/07/2026</w:t>
-      </w:r>
-    </w:p>
-    <w:p>
-      <w:pPr>
-        <w:pStyle w:val="PargrafodaLista"/>
-        <w:spacing w:line="285" w:lineRule="atLeast"/>
-        <w:ind w:left="0"/>
-        <w:rPr>
-          <w:rFonts w:ascii="Abel" w:hAnsi="Abel"/>
-          <w:sz w:val="24"/>
-          <w:szCs w:val="24"/>
-        </w:rPr>
-      </w:pPr>
-      <w:r>
-        <w:rPr>
-          <w:rFonts w:ascii="Abel" w:hAnsi="Abel"/>
-          <w:sz w:val="24"/>
-          <w:szCs w:val="24"/>
-        </w:rPr>
-        <w:t xml:space="preserve">• 2 Fiscal Diurno, (PROJETOS ESPECIAIS), 10 Diária(s), de: 22/07/2025 até: 31/07/2025</w:t>
-      </w:r>
-    </w:p>
-    <w:p>
-      <w:pPr>
-        <w:pStyle w:val="PargrafodaLista"/>
-        <w:spacing w:line="285" w:lineRule="atLeast"/>
-        <w:ind w:left="0"/>
-        <w:rPr>
-          <w:rFonts w:ascii="Abel" w:hAnsi="Abel"/>
-          <w:sz w:val="24"/>
-          <w:szCs w:val="24"/>
-        </w:rPr>
-      </w:pPr>
-      <w:r>
-        <w:rPr>
-          <w:rFonts w:ascii="Abel" w:hAnsi="Abel"/>
-          <w:sz w:val="24"/>
-          <w:szCs w:val="24"/>
-        </w:rPr>
-        <w:t xml:space="preserve">• 6 Ajudante De MarcaçãO, 1 Diária(s), de: 22/07/2026 até: 22/07/2026</w:t>
-      </w:r>
-    </w:p>
-    <w:p>
-      <w:pPr>
-        <w:pStyle w:val="PargrafodaLista"/>
-        <w:spacing w:line="285" w:lineRule="atLeast"/>
-        <w:ind w:left="0"/>
-        <w:rPr>
-          <w:rFonts w:ascii="Abel" w:hAnsi="Abel"/>
-          <w:sz w:val="24"/>
-          <w:szCs w:val="24"/>
-        </w:rPr>
-      </w:pPr>
-      <w:r>
-        <w:rPr>
-          <w:rFonts w:ascii="Abel" w:hAnsi="Abel"/>
-          <w:sz w:val="24"/>
-          <w:szCs w:val="24"/>
-        </w:rPr>
-        <w:t xml:space="preserve">• 2 Atendente De Caex -Mono, 9 Diária(s), de: 22/07/2026 até: 30/07/2026</w:t>
-      </w:r>
-    </w:p>
-    <w:p>
-      <w:pPr>
-        <w:pStyle w:val="PargrafodaLista"/>
-        <w:spacing w:line="285" w:lineRule="atLeast"/>
-        <w:ind w:left="0"/>
-        <w:rPr>
-          <w:rFonts w:ascii="Abel" w:hAnsi="Abel"/>
-          <w:sz w:val="24"/>
-          <w:szCs w:val="24"/>
-        </w:rPr>
-      </w:pPr>
-      <w:r>
-        <w:rPr>
-          <w:rFonts w:ascii="Abel" w:hAnsi="Abel"/>
-          <w:sz w:val="24"/>
-          <w:szCs w:val="24"/>
-        </w:rPr>
-        <w:t xml:space="preserve">• 4 Atendente De Caex -Mono, 9 Diária(s), de: 22/07/2026 até: 30/07/2026</w:t>
-      </w:r>
-    </w:p>
-    <w:p>
-      <w:pPr>
-        <w:pStyle w:val="PargrafodaLista"/>
-        <w:spacing w:line="285" w:lineRule="atLeast"/>
-        <w:ind w:left="0"/>
-        <w:rPr>
-          <w:rFonts w:ascii="Abel" w:hAnsi="Abel"/>
-          <w:sz w:val="24"/>
-          <w:szCs w:val="24"/>
-        </w:rPr>
-      </w:pPr>
-      <w:r>
-        <w:rPr>
-          <w:rFonts w:ascii="Abel" w:hAnsi="Abel"/>
-          <w:sz w:val="24"/>
-          <w:szCs w:val="24"/>
-        </w:rPr>
-        <w:t xml:space="preserve">• 1 Coordenador De ServiçOs, 11 Diária(s), de: 21/07/2026 até: 31/07/2026</w:t>
-      </w:r>
-    </w:p>
-    <w:p>
-      <w:pPr>
-        <w:pStyle w:val="PargrafodaLista"/>
-        <w:spacing w:line="285" w:lineRule="atLeast"/>
-        <w:ind w:left="0"/>
-        <w:rPr>
-          <w:rFonts w:ascii="Abel" w:hAnsi="Abel"/>
-          <w:sz w:val="24"/>
-          <w:szCs w:val="24"/>
-        </w:rPr>
-      </w:pPr>
-      <w:r>
-        <w:rPr>
-          <w:rFonts w:ascii="Abel" w:hAnsi="Abel"/>
-          <w:sz w:val="24"/>
-          <w:szCs w:val="24"/>
-        </w:rPr>
-        <w:t xml:space="preserve">• 1 Coordenador Operacional 1, 11 Diária(s), de: 21/07/2026 até: 31/07/2026</w:t>
-      </w:r>
-    </w:p>
-    <w:p>
-      <w:pPr>
-        <w:pStyle w:val="PargrafodaLista"/>
-        <w:spacing w:line="285" w:lineRule="atLeast"/>
-        <w:ind w:left="0"/>
-        <w:rPr>
-          <w:rFonts w:ascii="Abel" w:hAnsi="Abel"/>
-          <w:sz w:val="24"/>
-          <w:szCs w:val="24"/>
-        </w:rPr>
-      </w:pPr>
-      <w:r>
-        <w:rPr>
-          <w:rFonts w:ascii="Abel" w:hAnsi="Abel"/>
-          <w:sz w:val="24"/>
-          <w:szCs w:val="24"/>
-        </w:rPr>
-        <w:t xml:space="preserve">• 1 Fiscal Diurno, 11 Diária(s), de: 21/07/2026 até: 31/07/2026</w:t>
-      </w:r>
-    </w:p>
-    <w:p>
-      <w:pPr>
-        <w:pStyle w:val="PargrafodaLista"/>
-        <w:spacing w:line="285" w:lineRule="atLeast"/>
-        <w:ind w:left="0"/>
-        <w:rPr>
-          <w:rFonts w:ascii="Abel" w:hAnsi="Abel"/>
-          <w:sz w:val="24"/>
-          <w:szCs w:val="24"/>
-        </w:rPr>
-      </w:pPr>
-      <w:r>
-        <w:rPr>
-          <w:rFonts w:ascii="Abel" w:hAnsi="Abel"/>
-          <w:sz w:val="24"/>
-          <w:szCs w:val="24"/>
-        </w:rPr>
-        <w:t xml:space="preserve">• 1 Fiscal Noturno, 10 Diária(s), de: 22/07/2025 até: 31/07/2025</w:t>
-      </w:r>
-    </w:p>
-    <w:p>
-      <w:pPr>
-        <w:pStyle w:val="PargrafodaLista"/>
-        <w:spacing w:line="285" w:lineRule="atLeast"/>
-        <w:ind w:left="0"/>
-        <w:rPr>
-          <w:rFonts w:ascii="Abel" w:hAnsi="Abel"/>
-          <w:sz w:val="24"/>
-          <w:szCs w:val="24"/>
-        </w:rPr>
-      </w:pPr>
-      <w:r>
-        <w:rPr>
-          <w:rFonts w:ascii="Abel" w:hAnsi="Abel"/>
-          <w:sz w:val="24"/>
-          <w:szCs w:val="24"/>
-        </w:rPr>
-        <w:t xml:space="preserve">• 1 Sistema De Caex, 1 Diária(s), de: 21/07/2026 até: 21/07/2026</w:t>
-      </w:r>
-    </w:p>
-    <w:p>
-      <w:pPr>
-        <w:pStyle w:val="PargrafodaLista"/>
-        <w:spacing w:line="285" w:lineRule="atLeast"/>
-        <w:ind w:left="0"/>
-        <w:rPr>
-          <w:rFonts w:ascii="Abel" w:hAnsi="Abel"/>
-          <w:sz w:val="24"/>
-          <w:szCs w:val="24"/>
-        </w:rPr>
-      </w:pPr>
-      <w:r>
-        <w:rPr>
-          <w:rFonts w:ascii="Abel" w:hAnsi="Abel"/>
-          <w:sz w:val="24"/>
-          <w:szCs w:val="24"/>
-        </w:rPr>
-        <w:t xml:space="preserve">• 1 TéCnico De Ti, 9 Diária(s), de: 22/07/2026 até: 30/07/2026</w:t>
-      </w:r>
-    </w:p>
-    <w:p>
-      <w:pPr>
-        <w:pStyle w:val="PargrafodaLista"/>
-        <w:spacing w:line="285" w:lineRule="atLeast"/>
-        <w:ind w:left="0"/>
-        <w:rPr>
-          <w:rFonts w:ascii="Abel" w:hAnsi="Abel"/>
-          <w:sz w:val="24"/>
-          <w:szCs w:val="24"/>
-        </w:rPr>
-      </w:pPr>
-      <w:r>
-        <w:rPr>
-          <w:rFonts w:ascii="Abel" w:hAnsi="Abel"/>
-          <w:sz w:val="24"/>
-          <w:szCs w:val="24"/>
-        </w:rPr>
-        <w:t xml:space="preserve"/>
-      </w:r>
-    </w:p>
-    <w:p>
-      <w:pPr>
-        <w:spacing w:line="285" w:lineRule="atLeast"/>
-        <w:rPr>
-          <w:rFonts w:ascii="Abel" w:hAnsi="Abel"/>
-          <w:sz w:val="24"/>
-          <w:szCs w:val="24"/>
-        </w:rPr>
-      </w:pPr>
-      <w:r>
-        <w:rPr>
-          <w:rFonts w:ascii="Abel" w:hAnsi="Abel"/>
-          <w:sz w:val="24"/>
-          <w:szCs w:val="24"/>
-        </w:rPr>
-        <w:t xml:space="preserve"/>
-      </w:r>
-    </w:p>
-    <w:p>
-      <w:pPr>
-        <w:spacing w:line="285" w:lineRule="atLeast"/>
-        <w:rPr>
-          <w:rFonts w:ascii="Abel" w:hAnsi="Abel"/>
-          <w:b/>
-          <w:bCs/>
-          <w:i/>
-          <w:iCs/>
-          <w:sz w:val="24"/>
-          <w:szCs w:val="24"/>
-        </w:rPr>
-      </w:pPr>
-      <w:r>
-        <w:rPr>
-          <w:rFonts w:ascii="Abel" w:hAnsi="Abel"/>
-          <w:b/>
-          <w:bCs/>
-          <w:i/>
-          <w:iCs/>
-          <w:sz w:val="24"/>
-          <w:szCs w:val="24"/>
-        </w:rPr>
-        <w:t xml:space="preserve">
-          <w:r>
-            <w:rPr>
-              <w:b/>
-              <w:i/>
-              <w:rFonts w:ascii="Abel" w:hAnsi="Abel" w:cs="Abel"/>
-            </w:rPr>
-            <w:t xml:space="preserve">EQUIPAMENTO(S)</w:t>
-          </w:r>
-        </w:t>
-      </w:r>
-    </w:p>
-    <w:p>
-      <w:pPr>
-        <w:pStyle w:val="PargrafodaLista"/>
-        <w:spacing w:line="285" w:lineRule="atLeast"/>
-        <w:ind w:left="0"/>
-        <w:rPr>
-          <w:rFonts w:ascii="Abel" w:hAnsi="Abel"/>
-          <w:sz w:val="24"/>
-          <w:szCs w:val="24"/>
-        </w:rPr>
-      </w:pPr>
-      <w:r>
-        <w:rPr>
-          <w:rFonts w:ascii="Abel" w:hAnsi="Abel"/>
-          <w:sz w:val="24"/>
-          <w:szCs w:val="24"/>
-        </w:rPr>
-        <w:t xml:space="preserve">• 2 Notebook, 9 Diária(s), de: 22/07/2026 até: 30/07/2026</w:t>
-      </w:r>
-    </w:p>
-    <w:p>
-      <w:pPr>
-        <w:pStyle w:val="PargrafodaLista"/>
-        <w:spacing w:line="285" w:lineRule="atLeast"/>
-        <w:ind w:left="0"/>
-        <w:rPr>
-          <w:rFonts w:ascii="Abel" w:hAnsi="Abel"/>
-          <w:sz w:val="24"/>
-          <w:szCs w:val="24"/>
-        </w:rPr>
-      </w:pPr>
-      <w:r>
-        <w:rPr>
-          <w:rFonts w:ascii="Abel" w:hAnsi="Abel"/>
-          <w:sz w:val="24"/>
-          <w:szCs w:val="24"/>
-        </w:rPr>
-        <w:t xml:space="preserve">• 4 Notebook, 9 Diária(s), de: 22/07/2026 até: 30/07/2026</w:t>
+        <w:t xml:space="preserve">• 33 Recepcionista Mono, 3 Diária(s), de: 28/07/2026 até: 30/07/2026</w:t>
       </w:r>
     </w:p>
     <w:p>
@@ -1624,7 +1239,7 @@
           <w:sz w:val="24"/>
           <w:szCs w:val="24"/>
         </w:rPr>
-        <w:t xml:space="preserve">R$ 146.444,96</w:t>
+        <w:t xml:space="preserve">R$ 96.300,00</w:t>
       </w:r>
       <w:r>
         <w:rPr>
@@ -1803,7 +1418,7 @@
           <w:i/>
           <w:iCs/>
         </w:rPr>
-        <w:t xml:space="preserve">20/03/2026</w:t>
+        <w:t xml:space="preserve">13/07/2026</w:t>
       </w:r>
     </w:p>
     <w:p>
